--- a/Shiva Sai Gujjari_QA_7.docx
+++ b/Shiva Sai Gujjari_QA_7.docx
@@ -646,6 +646,31 @@
         </w:rPr>
         <w:t>Currently working with Brillio technologies as Automation test engineer working on Cypress automation</w:t>
       </w:r>
+      <w:r>
+        <w:rPr>
+          <w:rFonts w:ascii="Cambria" w:eastAsia="Cambria" w:hAnsi="Cambria"/>
+          <w:sz w:val="20"/>
+          <w:szCs w:val="20"/>
+        </w:rPr>
+        <w:t>( 4</w:t>
+      </w:r>
+      <w:r>
+        <w:rPr>
+          <w:rFonts w:ascii="Cambria" w:eastAsia="Cambria" w:hAnsi="Cambria"/>
+          <w:sz w:val="20"/>
+          <w:szCs w:val="20"/>
+          <w:vertAlign w:val="superscript"/>
+        </w:rPr>
+        <w:t>th</w:t>
+      </w:r>
+      <w:r>
+        <w:rPr>
+          <w:rFonts w:ascii="Cambria" w:eastAsia="Cambria" w:hAnsi="Cambria"/>
+          <w:sz w:val="20"/>
+          <w:szCs w:val="20"/>
+        </w:rPr>
+        <w:t xml:space="preserve"> May 2022- current date)</w:t>
+      </w:r>
     </w:p>
     <w:p>
       <w:pPr>
@@ -696,6 +721,48 @@
         </w:rPr>
         <w:t xml:space="preserve"> and Javascript with Cypress (Mocha)</w:t>
       </w:r>
+      <w:r>
+        <w:rPr>
+          <w:rFonts w:ascii="Cambria" w:eastAsia="Symbol" w:hAnsi="Cambria"/>
+          <w:sz w:val="20"/>
+          <w:szCs w:val="20"/>
+        </w:rPr>
+        <w:t xml:space="preserve"> (5</w:t>
+      </w:r>
+      <w:r>
+        <w:rPr>
+          <w:rFonts w:ascii="Cambria" w:eastAsia="Symbol" w:hAnsi="Cambria"/>
+          <w:sz w:val="20"/>
+          <w:szCs w:val="20"/>
+          <w:vertAlign w:val="superscript"/>
+        </w:rPr>
+        <w:t>th</w:t>
+      </w:r>
+      <w:r>
+        <w:rPr>
+          <w:rFonts w:ascii="Cambria" w:eastAsia="Symbol" w:hAnsi="Cambria"/>
+          <w:sz w:val="20"/>
+          <w:szCs w:val="20"/>
+        </w:rPr>
+        <w:t xml:space="preserve"> May 2021- 4</w:t>
+      </w:r>
+      <w:r>
+        <w:rPr>
+          <w:rFonts w:ascii="Cambria" w:eastAsia="Symbol" w:hAnsi="Cambria"/>
+          <w:sz w:val="20"/>
+          <w:szCs w:val="20"/>
+          <w:vertAlign w:val="superscript"/>
+        </w:rPr>
+        <w:t>th</w:t>
+      </w:r>
+      <w:r>
+        <w:rPr>
+          <w:rFonts w:ascii="Cambria" w:eastAsia="Symbol" w:hAnsi="Cambria"/>
+          <w:sz w:val="20"/>
+          <w:szCs w:val="20"/>
+        </w:rPr>
+        <w:t xml:space="preserve"> May 2022)</w:t>
+      </w:r>
     </w:p>
     <w:p>
       <w:pPr>
@@ -777,7 +844,40 @@
           <w:sz w:val="20"/>
           <w:szCs w:val="20"/>
         </w:rPr>
-        <w:t xml:space="preserve"> August 2019- till current)</w:t>
+        <w:t xml:space="preserve"> August 2019-</w:t>
+      </w:r>
+      <w:r>
+        <w:rPr>
+          <w:rFonts w:ascii="Cambria" w:eastAsia="Cambria" w:hAnsi="Cambria"/>
+          <w:sz w:val="20"/>
+          <w:szCs w:val="20"/>
+        </w:rPr>
+        <w:t xml:space="preserve"> 04</w:t>
+      </w:r>
+      <w:r>
+        <w:rPr>
+          <w:rFonts w:ascii="Cambria" w:eastAsia="Cambria" w:hAnsi="Cambria"/>
+          <w:sz w:val="20"/>
+          <w:szCs w:val="20"/>
+          <w:vertAlign w:val="superscript"/>
+        </w:rPr>
+        <w:t>th</w:t>
+      </w:r>
+      <w:r>
+        <w:rPr>
+          <w:rFonts w:ascii="Cambria" w:eastAsia="Cambria" w:hAnsi="Cambria"/>
+          <w:sz w:val="20"/>
+          <w:szCs w:val="20"/>
+        </w:rPr>
+        <w:t xml:space="preserve"> May 2021</w:t>
+      </w:r>
+      <w:r>
+        <w:rPr>
+          <w:rFonts w:ascii="Cambria" w:eastAsia="Cambria" w:hAnsi="Cambria"/>
+          <w:sz w:val="20"/>
+          <w:szCs w:val="20"/>
+        </w:rPr>
+        <w:t>)</w:t>
       </w:r>
     </w:p>
     <w:p>
@@ -1290,16 +1390,7 @@
           <w:sz w:val="20"/>
           <w:szCs w:val="20"/>
         </w:rPr>
-        <w:t xml:space="preserve">Project 1: </w:t>
-      </w:r>
-      <w:r>
-        <w:rPr>
-          <w:rFonts w:ascii="Cambria" w:eastAsia="Cambria" w:hAnsi="Cambria"/>
-          <w:b/>
-          <w:sz w:val="20"/>
-          <w:szCs w:val="20"/>
-        </w:rPr>
-        <w:t>Master Card</w:t>
+        <w:t>Project 1: Master Card</w:t>
       </w:r>
     </w:p>
     <w:p>
@@ -1318,16 +1409,7 @@
           <w:sz w:val="20"/>
           <w:szCs w:val="20"/>
         </w:rPr>
-        <w:t xml:space="preserve">Involved in Automation testing using tools like </w:t>
-      </w:r>
-      <w:r>
-        <w:rPr>
-          <w:rFonts w:ascii="Cambria" w:eastAsia="Cambria" w:hAnsi="Cambria"/>
-          <w:i/>
-          <w:sz w:val="20"/>
-          <w:szCs w:val="20"/>
-        </w:rPr>
-        <w:t>Cypress and Typrescript</w:t>
+        <w:t>Involved in Automation testing using tools like Cypress and Typrescript</w:t>
       </w:r>
     </w:p>
     <w:p>
@@ -1429,23 +1511,7 @@
                 <w:sz w:val="20"/>
                 <w:szCs w:val="20"/>
               </w:rPr>
-              <w:t xml:space="preserve">It is an UI application </w:t>
-            </w:r>
-            <w:r>
-              <w:rPr>
-                <w:rFonts w:ascii="Cambria" w:hAnsi="Cambria"/>
-                <w:sz w:val="20"/>
-                <w:szCs w:val="20"/>
-              </w:rPr>
-              <w:t>application to manage account ranges for master card customers where they can add, update, delete any customer account range</w:t>
-            </w:r>
-            <w:r>
-              <w:rPr>
-                <w:rFonts w:ascii="Cambria" w:hAnsi="Cambria"/>
-                <w:sz w:val="20"/>
-                <w:szCs w:val="20"/>
-              </w:rPr>
-              <w:t>.</w:t>
+              <w:t>It is an UI application application to manage account ranges for master card customers where they can add, update, delete any customer account range.</w:t>
             </w:r>
           </w:p>
         </w:tc>
@@ -1591,15 +1657,7 @@
           <w:sz w:val="20"/>
           <w:szCs w:val="20"/>
         </w:rPr>
-        <w:t xml:space="preserve">Used tools Like </w:t>
-      </w:r>
-      <w:r>
-        <w:rPr>
-          <w:rFonts w:ascii="Cambria" w:eastAsia="Cambria" w:hAnsi="Cambria"/>
-          <w:sz w:val="20"/>
-          <w:szCs w:val="20"/>
-        </w:rPr>
-        <w:t>Cypress, Typescript, oracle, postgres</w:t>
+        <w:t>Used tools Like Cypress, Typescript, oracle, postgres</w:t>
       </w:r>
     </w:p>
     <w:p>
@@ -1755,34 +1813,7 @@
           <w:sz w:val="20"/>
           <w:szCs w:val="20"/>
         </w:rPr>
-        <w:t xml:space="preserve">Project </w:t>
-      </w:r>
-      <w:r>
-        <w:rPr>
-          <w:rFonts w:ascii="Cambria" w:eastAsia="Cambria" w:hAnsi="Cambria"/>
-          <w:b/>
-          <w:sz w:val="20"/>
-          <w:szCs w:val="20"/>
-        </w:rPr>
-        <w:t>2</w:t>
-      </w:r>
-      <w:r>
-        <w:rPr>
-          <w:rFonts w:ascii="Cambria" w:eastAsia="Cambria" w:hAnsi="Cambria"/>
-          <w:b/>
-          <w:sz w:val="20"/>
-          <w:szCs w:val="20"/>
-        </w:rPr>
-        <w:t xml:space="preserve">: </w:t>
-      </w:r>
-      <w:r>
-        <w:rPr>
-          <w:rFonts w:ascii="Cambria" w:eastAsia="Cambria" w:hAnsi="Cambria"/>
-          <w:b/>
-          <w:sz w:val="20"/>
-          <w:szCs w:val="20"/>
-        </w:rPr>
-        <w:t>Sage</w:t>
+        <w:t>Project 2: Sage</w:t>
       </w:r>
     </w:p>
     <w:p>
@@ -2049,39 +2080,7 @@
           <w:sz w:val="20"/>
           <w:szCs w:val="20"/>
         </w:rPr>
-        <w:t xml:space="preserve">Used tools </w:t>
-      </w:r>
-      <w:r>
-        <w:rPr>
-          <w:rFonts w:ascii="Cambria" w:eastAsia="Cambria" w:hAnsi="Cambria"/>
-          <w:sz w:val="20"/>
-          <w:szCs w:val="20"/>
-        </w:rPr>
-        <w:t>like</w:t>
-      </w:r>
-      <w:r>
-        <w:rPr>
-          <w:rFonts w:ascii="Cambria" w:eastAsia="Cambria" w:hAnsi="Cambria"/>
-          <w:sz w:val="20"/>
-          <w:szCs w:val="20"/>
-        </w:rPr>
-        <w:t>TFS, Oracle, Cypress</w:t>
-      </w:r>
-      <w:r>
-        <w:rPr>
-          <w:rFonts w:ascii="Cambria" w:eastAsia="Cambria" w:hAnsi="Cambria"/>
-          <w:sz w:val="20"/>
-          <w:szCs w:val="20"/>
-        </w:rPr>
-        <w:t>, Azure</w:t>
-      </w:r>
-      <w:r>
-        <w:rPr>
-          <w:rFonts w:ascii="Cambria" w:eastAsia="Cambria" w:hAnsi="Cambria"/>
-          <w:sz w:val="20"/>
-          <w:szCs w:val="20"/>
-        </w:rPr>
-        <w:t xml:space="preserve"> and Javascript</w:t>
+        <w:t>Used tools likeTFS, Oracle, Cypress, Azure and Javascript</w:t>
       </w:r>
     </w:p>
     <w:p>
@@ -2107,6 +2106,7 @@
           <w:sz w:val="20"/>
           <w:szCs w:val="20"/>
         </w:rPr>
+        <w:lastRenderedPageBreak/>
         <w:t>Created various utilities using through which Automation scripting is made easier</w:t>
       </w:r>
     </w:p>
@@ -2170,16 +2170,7 @@
           <w:sz w:val="20"/>
           <w:szCs w:val="20"/>
         </w:rPr>
-        <w:t>Software</w:t>
-      </w:r>
-      <w:r>
-        <w:rPr>
-          <w:rFonts w:ascii="Cambria" w:eastAsia="Symbol" w:hAnsi="Cambria"/>
-          <w:b/>
-          <w:sz w:val="20"/>
-          <w:szCs w:val="20"/>
-        </w:rPr>
-        <w:t xml:space="preserve">: </w:t>
+        <w:t xml:space="preserve">Software: </w:t>
       </w:r>
       <w:r>
         <w:rPr>
@@ -3659,6 +3650,7 @@
                 <w:iCs/>
                 <w:snapToGrid w:val="0"/>
               </w:rPr>
+              <w:lastRenderedPageBreak/>
               <w:t>Role:</w:t>
             </w:r>
           </w:p>
@@ -3737,7 +3729,6 @@
                 <w:iCs/>
                 <w:snapToGrid w:val="0"/>
               </w:rPr>
-              <w:lastRenderedPageBreak/>
               <w:t>Project Duration</w:t>
             </w:r>
             <w:r>
@@ -5339,6 +5330,7 @@
           <w:sz w:val="20"/>
           <w:szCs w:val="20"/>
         </w:rPr>
+        <w:lastRenderedPageBreak/>
         <w:t>Logging all defects in JIRA and re-validation of the defect in each cycle</w:t>
       </w:r>
     </w:p>
@@ -6761,6 +6753,7 @@
                 <w:iCs/>
                 <w:snapToGrid w:val="0"/>
               </w:rPr>
+              <w:lastRenderedPageBreak/>
               <w:t>Project Description:</w:t>
             </w:r>
             <w:r>
@@ -6873,7 +6866,6 @@
                 <w:iCs/>
                 <w:snapToGrid w:val="0"/>
               </w:rPr>
-              <w:lastRenderedPageBreak/>
               <w:t>Role:</w:t>
             </w:r>
           </w:p>
@@ -8141,7 +8133,7 @@
             <v:path o:extrusionok="f" gradientshapeok="t" o:connecttype="rect"/>
             <o:lock v:ext="edit" aspectratio="t"/>
           </v:shapetype>
-          <v:shape id="_x0000_s1030" type="#_x0000_t75" style="position:absolute;margin-left:0;margin-top:0;width:1pt;height:1pt;z-index:251660288">
+          <v:shape id="_x0000_s2054" type="#_x0000_t75" style="position:absolute;margin-left:0;margin-top:0;width:1pt;height:1pt;z-index:251660288">
             <v:imagedata r:id="rId14"/>
           </v:shape>
         </w:pict>
